--- a/public/personal/costs/Costs Submission - Draft v8.docx
+++ b/public/personal/costs/Costs Submission - Draft v8.docx
@@ -590,6 +590,31 @@
           <w:sz w:val="22"/>
         </w:rPr>
         <w:t>11. On 27 November 2023, Hirst &amp; Co filed an Application seeking warrants for the arrest of Christopher Englebrecht (the husband's brother) and Stephen and Sarah Doherty (the husband's friend and his wife, who have young children of which the wife was aware) for alleged non-compliance with subpoenas. No conduct money was paid to the recipients of the subpoenas, meaning the subpoenas were not enforceable and the pursuit of arrest warrants for non-compliance was improper. The documents obtained from these subpoenas revealed no adverse findings against the husband (Judgment at [131]).</w:t>
+      </w:r>
+    </w:p>
+    <w:p>
+      <w:pPr>
+        <w:spacing w:before="200" w:after="80"/>
+        <w:ind w:left="0"/>
+      </w:pPr>
+      <w:r>
+        <w:rPr>
+          <w:b/>
+          <w:sz w:val="22"/>
+        </w:rPr>
+        <w:t>D. Fraud Allegations Pursued Without Evidence Despite Judicial Warning</w:t>
+      </w:r>
+    </w:p>
+    <w:p>
+      <w:pPr>
+        <w:spacing w:after="60"/>
+        <w:ind w:left="0"/>
+      </w:pPr>
+      <w:r>
+        <w:rPr>
+          <w:sz w:val="22"/>
+        </w:rPr>
+        <w:t>12. Throughout the proceedings, Mr Hackett and Hirst &amp; Co represented to the Court that they were conducting a 'fraud case.' On Day 3 of the trial (P-553), Mr Hackett stated to His Honour: 'Your Honour knows that I'm conducting a fraud case here.' His Honour had previously warned the wife's legal representatives that fraud allegations are serious and require the most scrupulous care.</w:t>
       </w:r>
     </w:p>
     <w:p>
